--- a/contrat/SERVICE-AGREEMENT-GILD-TECH-TEMPLATE-EN.docx
+++ b/contrat/SERVICE-AGREEMENT-GILD-TECH-TEMPLATE-EN.docx
@@ -122,7 +122,7 @@
           <w:sz w:val="21"/>
           <w:szCs w:val="21"/>
         </w:rPr>
-        <w:t xml:space="preserve">Trading as GILD-TECH Immo. Referred to as "the Provider".</w:t>
+        <w:t xml:space="preserve">Trading as GILD-TECH. Referred to as "the Provider".</w:t>
       </w:r>
     </w:p>
     <w:p>
@@ -1075,7 +1075,7 @@
                 <w:sz w:val="20"/>
                 <w:szCs w:val="20"/>
               </w:rPr>
-              <w:t xml:space="preserve">£990</w:t>
+              <w:t xml:space="preserve">£490</w:t>
             </w:r>
           </w:p>
         </w:tc>
@@ -1241,7 +1241,7 @@
                 <w:sz w:val="20"/>
                 <w:szCs w:val="20"/>
               </w:rPr>
-              <w:t xml:space="preserve">£990</w:t>
+              <w:t xml:space="preserve">£1 490</w:t>
             </w:r>
           </w:p>
         </w:tc>
@@ -2263,7 +2263,7 @@
                 <w:sz w:val="20"/>
                 <w:szCs w:val="20"/>
               </w:rPr>
-              <w:t xml:space="preserve">For Girlden LTD (GILD-TECH Immo)</w:t>
+              <w:t xml:space="preserve">For Girlden LTD (GILD-TECH)</w:t>
             </w:r>
           </w:p>
           <w:p>
@@ -2541,7 +2541,7 @@
         <w:sz w:val="15"/>
         <w:szCs w:val="15"/>
       </w:rPr>
-      <w:t xml:space="preserve">Girlden LTD — GILD-TECH Immo Service Agreement — </w:t>
+      <w:t xml:space="preserve">Girlden LTD — GILD-TECH Service Agreement — </w:t>
     </w:r>
     <w:r>
       <w:rPr>
@@ -2642,17 +2642,6 @@
         <w:szCs w:val="30"/>
       </w:rPr>
       <w:t xml:space="preserve">GILD-TECH</w:t>
-    </w:r>
-    <w:r>
-      <w:rPr>
-        <w:rFonts w:ascii="Calibri" w:cs="Calibri" w:eastAsia="Calibri" w:hAnsi="Calibri"/>
-        <w:b/>
-        <w:bCs/>
-        <w:color w:val="0B1D33"/>
-        <w:sz w:val="30"/>
-        <w:szCs w:val="30"/>
-      </w:rPr>
-      <w:t xml:space="preserve"> Immo</w:t>
     </w:r>
   </w:p>
   <w:p>

--- a/contrat/SERVICE-AGREEMENT-GILD-TECH-TEMPLATE-EN.docx
+++ b/contrat/SERVICE-AGREEMENT-GILD-TECH-TEMPLATE-EN.docx
@@ -463,7 +463,7 @@
           <w:sz w:val="21"/>
           <w:szCs w:val="21"/>
         </w:rPr>
-        <w:t xml:space="preserve">Qualification conversation in natural language, in French, English and Russian (Thai available in writing; voice is not included — see 2.4).</w:t>
+        <w:t xml:space="preserve">Qualification conversation in natural language, in French, English, Dutch and Russian (Thai available in writing; voice is not included — see 2.4).</w:t>
       </w:r>
     </w:p>
     <w:p>

--- a/contrat/SERVICE-AGREEMENT-GILD-TECH-TEMPLATE-EN.docx
+++ b/contrat/SERVICE-AGREEMENT-GILD-TECH-TEMPLATE-EN.docx
@@ -31,7 +31,7 @@
           <w:sz w:val="22"/>
           <w:szCs w:val="22"/>
         </w:rPr>
-        <w:t xml:space="preserve">"Sarah" AI assistant — inbound enquiry qualification and follow-up</w:t>
+        <w:t xml:space="preserve">"Sarah" AI assistant: inbound enquiry qualification and follow-up</w:t>
       </w:r>
     </w:p>
     <w:p>
@@ -108,7 +108,7 @@
           <w:sz w:val="21"/>
           <w:szCs w:val="21"/>
         </w:rPr>
-        <w:t xml:space="preserve">Registered office: 71–75 Shelton Street, Covent Garden, London, WC2H 9JQ, United Kingdom.</w:t>
+        <w:t xml:space="preserve">Registered office: 71-75 Shelton Street, Covent Garden, London, WC2H 9JQ, United Kingdom.</w:t>
       </w:r>
     </w:p>
     <w:p>
@@ -273,7 +273,7 @@
           <w:sz w:val="21"/>
           <w:szCs w:val="21"/>
         </w:rPr>
-        <w:t xml:space="preserve">[Email]  ·  [Phone]</w:t>
+        <w:t xml:space="preserve">[Email]  /  [Phone]</w:t>
       </w:r>
     </w:p>
     <w:p>
@@ -378,7 +378,7 @@
           <w:sz w:val="19"/>
           <w:szCs w:val="19"/>
         </w:rPr>
-        <w:t xml:space="preserve">RESPOND (Capture tier) · CONVERT (Convert tier) · DOMINATE (Develop tier, scope set out in an appendix). The scope of the selected plan is set out in clause 2.</w:t>
+        <w:t xml:space="preserve">RESPOND (Capture tier), CONVERT (Convert tier), DOMINATE (Develop tier, scope set out in an appendix). The scope of the selected plan is set out in clause 2.</w:t>
       </w:r>
     </w:p>
     <w:p>
@@ -425,7 +425,7 @@
           <w:sz w:val="21"/>
           <w:szCs w:val="21"/>
         </w:rPr>
-        <w:t xml:space="preserve">2.1  RESPOND — included and live from go-live</w:t>
+        <w:t xml:space="preserve">2.1  RESPOND: included and live from go-live</w:t>
       </w:r>
     </w:p>
     <w:p>
@@ -463,7 +463,7 @@
           <w:sz w:val="21"/>
           <w:szCs w:val="21"/>
         </w:rPr>
-        <w:t xml:space="preserve">Qualification conversation in natural language, in French, English, Dutch and Russian (Thai available in writing; voice is not included — see 2.4).</w:t>
+        <w:t xml:space="preserve">Qualification conversation in natural language, in French, English, Dutch and Russian (Thai available in writing; voice is not included, see 2.4).</w:t>
       </w:r>
     </w:p>
     <w:p>
@@ -574,7 +574,7 @@
           <w:sz w:val="21"/>
           <w:szCs w:val="21"/>
         </w:rPr>
-        <w:t xml:space="preserve">2.2  CONVERT — included in addition to RESPOND</w:t>
+        <w:t xml:space="preserve">2.2  CONVERT: included in addition to RESPOND</w:t>
       </w:r>
     </w:p>
     <w:p>
@@ -786,26 +786,26 @@
           <w:sz w:val="21"/>
           <w:szCs w:val="21"/>
         </w:rPr>
-        <w:t xml:space="preserve">Voice Sarah (replies to voice messages and calls) — under development, not guaranteed, not included.</w:t>
-      </w:r>
-    </w:p>
-    <w:p>
-      <w:pPr>
-        <w:pStyle w:val="ListParagraph"/>
-        <w:numPr>
-          <w:ilvl w:val="0"/>
-          <w:numId w:val="2"/>
-        </w:numPr>
-        <w:spacing w:after="88" w:line="264"/>
-      </w:pPr>
-      <w:r>
-        <w:rPr>
-          <w:rFonts w:ascii="Calibri" w:cs="Calibri" w:eastAsia="Calibri" w:hAnsi="Calibri"/>
-          <w:color w:val="0A0A0A"/>
-          <w:sz w:val="21"/>
-          <w:szCs w:val="21"/>
-        </w:rPr>
-        <w:t xml:space="preserve">Automated replies to Facebook / Instagram comments (comment-to-DM) — future roadmap, not available.</w:t>
+        <w:t xml:space="preserve">Voice Sarah (replies to voice messages and calls): under development, not guaranteed, not included.</w:t>
+      </w:r>
+    </w:p>
+    <w:p>
+      <w:pPr>
+        <w:pStyle w:val="ListParagraph"/>
+        <w:numPr>
+          <w:ilvl w:val="0"/>
+          <w:numId w:val="2"/>
+        </w:numPr>
+        <w:spacing w:after="88" w:line="264"/>
+      </w:pPr>
+      <w:r>
+        <w:rPr>
+          <w:rFonts w:ascii="Calibri" w:cs="Calibri" w:eastAsia="Calibri" w:hAnsi="Calibri"/>
+          <w:color w:val="0A0A0A"/>
+          <w:sz w:val="21"/>
+          <w:szCs w:val="21"/>
+        </w:rPr>
+        <w:t xml:space="preserve">Automated replies to Facebook / Instagram comments (comment-to-DM): future roadmap, not available.</w:t>
       </w:r>
     </w:p>
     <w:p>
@@ -1370,11 +1370,86 @@
       <w:r>
         <w:rPr>
           <w:rFonts w:ascii="Calibri" w:cs="Calibri" w:eastAsia="Calibri" w:hAnsi="Calibri"/>
-          <w:color w:val="0A0A0A"/>
-          <w:sz w:val="21"/>
-          <w:szCs w:val="21"/>
-        </w:rPr>
-        <w:t xml:space="preserve">The subscription is payable monthly in advance. The setup fee is due before configuration begins.</w:t>
+          <w:b/>
+          <w:bCs/>
+          <w:color w:val="0A0A0A"/>
+          <w:sz w:val="21"/>
+          <w:szCs w:val="21"/>
+        </w:rPr>
+        <w:t xml:space="preserve">Payment option: </w:t>
+      </w:r>
+      <w:r>
+        <w:rPr>
+          <w:rFonts w:ascii="Calibri" w:cs="Calibri" w:eastAsia="Calibri" w:hAnsi="Calibri"/>
+          <w:color w:val="0A0A0A"/>
+          <w:sz w:val="21"/>
+          <w:szCs w:val="21"/>
+        </w:rPr>
+        <w:t xml:space="preserve">monthly ☐     annual ☐</w:t>
+      </w:r>
+    </w:p>
+    <w:p>
+      <w:pPr>
+        <w:spacing w:after="120" w:line="264"/>
+      </w:pPr>
+      <w:r>
+        <w:rPr>
+          <w:rFonts w:ascii="Calibri" w:cs="Calibri" w:eastAsia="Calibri" w:hAnsi="Calibri"/>
+          <w:b/>
+          <w:bCs/>
+          <w:color w:val="0A0A0A"/>
+          <w:sz w:val="21"/>
+          <w:szCs w:val="21"/>
+        </w:rPr>
+        <w:t xml:space="preserve">Annual plan: </w:t>
+      </w:r>
+      <w:r>
+        <w:rPr>
+          <w:rFonts w:ascii="Calibri" w:cs="Calibri" w:eastAsia="Calibri" w:hAnsi="Calibri"/>
+          <w:color w:val="0A0A0A"/>
+          <w:sz w:val="21"/>
+          <w:szCs w:val="21"/>
+        </w:rPr>
+        <w:t xml:space="preserve">twelve months of subscription paid in one payment, on ordering, at the price of ten months, setup free, with no tacit renewal. RESPOND £2,900, CONVERT £4,900, DOMINATE £7,900.</w:t>
+      </w:r>
+    </w:p>
+    <w:p>
+      <w:pPr>
+        <w:spacing w:after="120" w:line="264"/>
+      </w:pPr>
+      <w:r>
+        <w:rPr>
+          <w:rFonts w:ascii="Calibri" w:cs="Calibri" w:eastAsia="Calibri" w:hAnsi="Calibri"/>
+          <w:b/>
+          <w:bCs/>
+          <w:color w:val="0A0A0A"/>
+          <w:sz w:val="21"/>
+          <w:szCs w:val="21"/>
+        </w:rPr>
+        <w:t xml:space="preserve">Included volume: </w:t>
+      </w:r>
+      <w:r>
+        <w:rPr>
+          <w:rFonts w:ascii="Calibri" w:cs="Calibri" w:eastAsia="Calibri" w:hAnsi="Calibri"/>
+          <w:color w:val="0A0A0A"/>
+          <w:sz w:val="21"/>
+          <w:szCs w:val="21"/>
+        </w:rPr>
+        <w:t xml:space="preserve">up to 100 buyers a month with RESPOND, 200 with CONVERT, 400 with DOMINATE. Beyond that: £1 per extra buyer. A buyer is a person who wrote to Sarah during the month. The fees charged by Meta for WhatsApp messages are included in the subscription.</w:t>
+      </w:r>
+    </w:p>
+    <w:p>
+      <w:pPr>
+        <w:spacing w:after="120" w:line="264"/>
+      </w:pPr>
+      <w:r>
+        <w:rPr>
+          <w:rFonts w:ascii="Calibri" w:cs="Calibri" w:eastAsia="Calibri" w:hAnsi="Calibri"/>
+          <w:color w:val="0A0A0A"/>
+          <w:sz w:val="21"/>
+          <w:szCs w:val="21"/>
+        </w:rPr>
+        <w:t xml:space="preserve">The setup fee is payable on ordering. The monthly subscription is payable monthly in advance; the annual plan in one payment, on ordering.</w:t>
       </w:r>
     </w:p>
     <w:p>
@@ -1410,7 +1485,7 @@
           <w:sz w:val="21"/>
           <w:szCs w:val="21"/>
         </w:rPr>
-        <w:t xml:space="preserve">This agreement takes effect on signature and runs month to month, with no minimum term.</w:t>
+        <w:t xml:space="preserve">This agreement takes effect on signature. On the monthly option, it runs month to month, with no minimum term.</w:t>
       </w:r>
     </w:p>
     <w:p>
@@ -1463,6 +1538,25 @@
       <w:r>
         <w:rPr>
           <w:rFonts w:ascii="Calibri" w:cs="Calibri" w:eastAsia="Calibri" w:hAnsi="Calibri"/>
+          <w:color w:val="0A0A0A"/>
+          <w:sz w:val="21"/>
+          <w:szCs w:val="21"/>
+        </w:rPr>
+        <w:t xml:space="preserve">On the annual option, the agreement covers twelve months of subscription and ends at the end of those twelve months, with no tacit renewal.</w:t>
+      </w:r>
+    </w:p>
+    <w:p>
+      <w:pPr>
+        <w:pStyle w:val="ListParagraph"/>
+        <w:numPr>
+          <w:ilvl w:val="0"/>
+          <w:numId w:val="2"/>
+        </w:numPr>
+        <w:spacing w:after="88" w:line="264"/>
+      </w:pPr>
+      <w:r>
+        <w:rPr>
+          <w:rFonts w:ascii="Calibri" w:cs="Calibri" w:eastAsia="Calibri" w:hAnsi="Calibri"/>
           <w:b/>
           <w:bCs/>
           <w:color w:val="0A0A0A"/>
@@ -1478,7 +1572,7 @@
           <w:sz w:val="21"/>
           <w:szCs w:val="21"/>
         </w:rPr>
-        <w:t xml:space="preserve">if the Client is not satisfied during the first 30 days after go-live, the Provider refunds in full all amounts paid (subscription and setup) on simple request, no questions asked.</w:t>
+        <w:t xml:space="preserve">the Client may request a full refund of their first month of subscription within 30 days of go-live, without having to give a reason. This guarantee is not subject to any condition of result, performance or commercial outcome.</w:t>
       </w:r>
     </w:p>
     <w:p>
@@ -1511,7 +1605,7 @@
           <w:sz w:val="21"/>
           <w:szCs w:val="21"/>
         </w:rPr>
-        <w:t xml:space="preserve">Planned go-live date: </w:t>
+        <w:t xml:space="preserve">Go-live date agreed at signature: </w:t>
       </w:r>
       <w:r>
         <w:rPr>
@@ -1541,45 +1635,26 @@
           <w:sz w:val="21"/>
           <w:szCs w:val="21"/>
         </w:rPr>
-        <w:t xml:space="preserve">Configuration starts on receipt of the required access and payment of the setup fee.</w:t>
-      </w:r>
-    </w:p>
-    <w:p>
-      <w:pPr>
-        <w:pStyle w:val="ListParagraph"/>
-        <w:numPr>
-          <w:ilvl w:val="0"/>
-          <w:numId w:val="2"/>
-        </w:numPr>
-        <w:spacing w:after="88" w:line="264"/>
-      </w:pPr>
-      <w:r>
-        <w:rPr>
-          <w:rFonts w:ascii="Calibri" w:cs="Calibri" w:eastAsia="Calibri" w:hAnsi="Calibri"/>
-          <w:color w:val="0A0A0A"/>
-          <w:sz w:val="21"/>
-          <w:szCs w:val="21"/>
-        </w:rPr>
-        <w:t xml:space="preserve">Indicative lead time: 3 to 5 business days for full configuration (WhatsApp channel, booking link, CRM, areas and assignment, message calibration).</w:t>
-      </w:r>
-    </w:p>
-    <w:p>
-      <w:pPr>
-        <w:pStyle w:val="ListParagraph"/>
-        <w:numPr>
-          <w:ilvl w:val="0"/>
-          <w:numId w:val="2"/>
-        </w:numPr>
-        <w:spacing w:after="88" w:line="264"/>
-      </w:pPr>
-      <w:r>
-        <w:rPr>
-          <w:rFonts w:ascii="Calibri" w:cs="Calibri" w:eastAsia="Calibri" w:hAnsi="Calibri"/>
-          <w:color w:val="0A0A0A"/>
-          <w:sz w:val="21"/>
-          <w:szCs w:val="21"/>
-        </w:rPr>
-        <w:t xml:space="preserve">This lead time depends on the Client supplying the requested items. The Provider makes no promise of instant go-live.</w:t>
+        <w:t xml:space="preserve">Configuration (WhatsApp channel, booking link, CRM, areas and assignment, message calibration) starts on receipt of the required access and of the payment set out in clause 3.</w:t>
+      </w:r>
+    </w:p>
+    <w:p>
+      <w:pPr>
+        <w:pStyle w:val="ListParagraph"/>
+        <w:numPr>
+          <w:ilvl w:val="0"/>
+          <w:numId w:val="2"/>
+        </w:numPr>
+        <w:spacing w:after="88" w:line="264"/>
+      </w:pPr>
+      <w:r>
+        <w:rPr>
+          <w:rFonts w:ascii="Calibri" w:cs="Calibri" w:eastAsia="Calibri" w:hAnsi="Calibri"/>
+          <w:color w:val="0A0A0A"/>
+          <w:sz w:val="21"/>
+          <w:szCs w:val="21"/>
+        </w:rPr>
+        <w:t xml:space="preserve">The go-live date is agreed at signature and stated above. It depends on the Client supplying the requested items; the Provider undertakes to act diligently upon receipt of them and makes no promise of instant go-live.</w:t>
       </w:r>
     </w:p>
     <w:p>
@@ -1746,7 +1821,7 @@
           <w:sz w:val="21"/>
           <w:szCs w:val="21"/>
         </w:rPr>
-        <w:t xml:space="preserve">the Provider’s total liability, for all losses combined, is capped at the amounts actually paid by the Client over the last three (3) months. The Provider is in no case liable for indirect losses (loss of revenue, clientele, data or reputation).</w:t>
+        <w:t xml:space="preserve">the Provider’s total liability, for all losses combined, is capped at the amount actually paid by the Client for the last twelve (12) months of subscription. The Provider is in no case liable for indirect losses (loss of revenue, clientele, data or reputation).</w:t>
       </w:r>
     </w:p>
     <w:p>
@@ -1944,7 +2019,7 @@
           <w:sz w:val="21"/>
           <w:szCs w:val="21"/>
         </w:rPr>
-        <w:t xml:space="preserve">Each Party undertakes to keep strictly confidential the other’s non-public information (commercial data, contacts, methods, pricing) and to use it solely to perform this agreement. This obligation survives two (2) years after termination.</w:t>
+        <w:t xml:space="preserve">Each Party undertakes to keep strictly confidential the other’s non-public information (commercial data, contacts, methods, pricing) and to use it solely to perform this agreement. This obligation applies for the whole term of this agreement and for three (3) years after it ends.</w:t>
       </w:r>
     </w:p>
     <w:p>
@@ -1980,7 +2055,7 @@
           <w:sz w:val="21"/>
           <w:szCs w:val="21"/>
         </w:rPr>
-        <w:t xml:space="preserve">Payment by Stripe, in GBP, by monthly advance charge.</w:t>
+        <w:t xml:space="preserve">Payment by Stripe or any other means agreed at signature, in GBP: the setup fee on ordering, then the subscription charged monthly in advance; the annual plan in one payment, on ordering.</w:t>
       </w:r>
     </w:p>
     <w:p>
@@ -2029,7 +2104,7 @@
           <w:sz w:val="21"/>
           <w:szCs w:val="21"/>
         </w:rPr>
-        <w:t xml:space="preserve">The setup fee is non-refundable, subject to the 30-day guarantee (clause 4).</w:t>
+        <w:t xml:space="preserve">The setup fee is non-refundable. The 30-day guarantee (clause 4) covers the first month of subscription.</w:t>
       </w:r>
     </w:p>
     <w:p>
@@ -2541,7 +2616,7 @@
         <w:sz w:val="15"/>
         <w:szCs w:val="15"/>
       </w:rPr>
-      <w:t xml:space="preserve">Girlden LTD — GILD-TECH Service Agreement — </w:t>
+      <w:t xml:space="preserve">Girlden LTD, GILD-TECH Service Agreement, </w:t>
     </w:r>
     <w:r>
       <w:rPr>
@@ -2658,7 +2733,7 @@
         <w:sz w:val="15"/>
         <w:szCs w:val="15"/>
       </w:rPr>
-      <w:t xml:space="preserve">Girlden LTD  ·  CRN 14837617  ·  71–75 Shelton Street, Covent Garden, London WC2H 9JQ</w:t>
+      <w:t xml:space="preserve">Girlden LTD, CRN 14837617, 71-75 Shelton Street, Covent Garden, London WC2H 9JQ</w:t>
     </w:r>
   </w:p>
 </w:hdr>
